--- a/article_assurance_maladie-47.docx
+++ b/article_assurance_maladie-47.docx
@@ -28,13 +28,8 @@
       </w:pPr>
     </w:p>
     <w:p>
-      <w:proofErr w:type="spellStart"/>
-      <w:r>
-        <w:t>Celâl</w:t>
-      </w:r>
-      <w:proofErr w:type="spellEnd"/>
-      <w:r>
-        <w:t xml:space="preserve"> Güney</w:t>
+      <w:r>
+        <w:t>Celâl Güney</w:t>
       </w:r>
     </w:p>
     <w:p>
@@ -1092,25 +1087,7 @@
           <w:spacing w:val="-2"/>
           <w:lang w:val="en-US"/>
         </w:rPr>
-        <w:t xml:space="preserve"> in Switzerland since the early 2000s, particularly due to the steady rise in premiums paid by the population and the increase in healthcare costs. </w:t>
-      </w:r>
-      <w:proofErr w:type="gramStart"/>
-      <w:r>
-        <w:rPr>
-          <w:bCs/>
-          <w:spacing w:val="-2"/>
-          <w:lang w:val="en-US"/>
-        </w:rPr>
-        <w:t>Yet,</w:t>
-      </w:r>
-      <w:proofErr w:type="gramEnd"/>
-      <w:r>
-        <w:rPr>
-          <w:bCs/>
-          <w:spacing w:val="-2"/>
-          <w:lang w:val="en-US"/>
-        </w:rPr>
-        <w:t xml:space="preserve"> successive reform attempts have failed.</w:t>
+        <w:t xml:space="preserve"> in Switzerland since the early 2000s, particularly due to the steady rise in premiums paid by the population and the increase in healthcare costs. Yet, successive reform attempts have failed.</w:t>
       </w:r>
       <w:r>
         <w:rPr>
@@ -1476,13 +1453,8 @@
         <w:t>&amp;</w:t>
       </w:r>
       <w:r>
-        <w:t xml:space="preserve"> </w:t>
-      </w:r>
-      <w:proofErr w:type="spellStart"/>
-      <w:r>
-        <w:t>Soskice</w:t>
-      </w:r>
-      <w:proofErr w:type="spellEnd"/>
+        <w:t xml:space="preserve"> Soskice</w:t>
+      </w:r>
       <w:r>
         <w:t>,</w:t>
       </w:r>
@@ -2631,27 +2603,14 @@
         <w:fldChar w:fldCharType="separate"/>
       </w:r>
       <w:r>
-        <w:t>(</w:t>
-      </w:r>
-      <w:proofErr w:type="spellStart"/>
-      <w:r>
-        <w:t>Trechsel</w:t>
-      </w:r>
-      <w:proofErr w:type="spellEnd"/>
-      <w:r>
-        <w:t xml:space="preserve"> </w:t>
+        <w:t xml:space="preserve">(Trechsel </w:t>
       </w:r>
       <w:r>
         <w:t>&amp;</w:t>
       </w:r>
       <w:r>
-        <w:t xml:space="preserve"> </w:t>
-      </w:r>
-      <w:proofErr w:type="spellStart"/>
-      <w:r>
-        <w:t>Kriesi</w:t>
-      </w:r>
-      <w:proofErr w:type="spellEnd"/>
+        <w:t xml:space="preserve"> Kriesi</w:t>
+      </w:r>
       <w:r>
         <w:t>,</w:t>
       </w:r>
@@ -2962,13 +2921,8 @@
         <w:fldChar w:fldCharType="separate"/>
       </w:r>
       <w:r>
-        <w:t>(</w:t>
-      </w:r>
-      <w:proofErr w:type="spellStart"/>
-      <w:r>
-        <w:t>Obinger</w:t>
-      </w:r>
-      <w:proofErr w:type="spellEnd"/>
+        <w:t>(Obinger</w:t>
+      </w:r>
       <w:r>
         <w:t>,</w:t>
       </w:r>
@@ -2995,15 +2949,7 @@
         <w:ind w:left="0" w:right="95"/>
       </w:pPr>
       <w:r>
-        <w:t xml:space="preserve">Le fédéralisme </w:t>
-      </w:r>
-      <w:proofErr w:type="gramStart"/>
-      <w:r>
-        <w:t>a</w:t>
-      </w:r>
-      <w:proofErr w:type="gramEnd"/>
-      <w:r>
-        <w:t xml:space="preserve"> par exemple une influence considérable sur la taille restreinte de l’État social suisse, mais aussi sur la variation géographique des systèmes cantonaux de protection sociale. Si des sphères clés de la protection sociale ont progressivement été déléguées à la Confédération, comme le système de retraite, les allocations chômage et l’assurance-maladie, de nombreuses tâches telles que la taxation, l’éducation, l’assistance sociale, les services sociaux</w:t>
+        <w:t>Le fédéralisme a par exemple une influence considérable sur la taille restreinte de l’État social suisse, mais aussi sur la variation géographique des systèmes cantonaux de protection sociale. Si des sphères clés de la protection sociale ont progressivement été déléguées à la Confédération, comme le système de retraite, les allocations chômage et l’assurance-maladie, de nombreuses tâches telles que la taxation, l’éducation, l’assistance sociale, les services sociaux</w:t>
       </w:r>
       <w:r>
         <w:rPr>
@@ -3284,15 +3230,7 @@
         <w:fldChar w:fldCharType="separate"/>
       </w:r>
       <w:r>
-        <w:t>(</w:t>
-      </w:r>
-      <w:proofErr w:type="spellStart"/>
-      <w:r>
-        <w:t>Armingeon</w:t>
-      </w:r>
-      <w:proofErr w:type="spellEnd"/>
-      <w:r>
-        <w:t xml:space="preserve"> </w:t>
+        <w:t xml:space="preserve">(Armingeon </w:t>
       </w:r>
       <w:r>
         <w:rPr>
@@ -3599,15 +3537,7 @@
         <w:fldChar w:fldCharType="separate"/>
       </w:r>
       <w:r>
-        <w:t>(</w:t>
-      </w:r>
-      <w:proofErr w:type="spellStart"/>
-      <w:r>
-        <w:t>Bolgiani</w:t>
-      </w:r>
-      <w:proofErr w:type="spellEnd"/>
-      <w:r>
-        <w:t xml:space="preserve"> </w:t>
+        <w:t xml:space="preserve">(Bolgiani </w:t>
       </w:r>
       <w:r>
         <w:rPr>
@@ -4925,13 +4855,8 @@
       <w:r>
         <w:fldChar w:fldCharType="separate"/>
       </w:r>
-      <w:proofErr w:type="spellStart"/>
-      <w:r>
-        <w:t>Immergut</w:t>
-      </w:r>
-      <w:proofErr w:type="spellEnd"/>
-      <w:r>
-        <w:t xml:space="preserve"> </w:t>
+      <w:r>
+        <w:t xml:space="preserve">Immergut </w:t>
       </w:r>
       <w:r>
         <w:t>(</w:t>
@@ -5120,15 +5045,7 @@
         <w:fldChar w:fldCharType="separate"/>
       </w:r>
       <w:r>
-        <w:t>(</w:t>
-      </w:r>
-      <w:proofErr w:type="spellStart"/>
-      <w:r>
-        <w:t>Philipp</w:t>
-      </w:r>
-      <w:proofErr w:type="spellEnd"/>
-      <w:r>
-        <w:t xml:space="preserve"> Trein 2025)</w:t>
+        <w:t>(Philipp Trein 2025)</w:t>
       </w:r>
       <w:r>
         <w:fldChar w:fldCharType="end"/>
@@ -5466,6 +5383,10 @@
         <w:pStyle w:val="Corpsdetexte"/>
         <w:spacing w:before="194" w:line="283" w:lineRule="auto"/>
         <w:ind w:left="0" w:right="123"/>
+        <w:rPr>
+          <w:strike/>
+          <w:spacing w:val="-2"/>
+        </w:rPr>
       </w:pPr>
       <w:r>
         <w:t xml:space="preserve">Si l’approche néoréaliste permet en effet d’adopter un cadre d’analyse permettant d’analyser la coévolution des institutions et de la dynamique économique ainsi que leurs relations d’influences réciproque avec les dynamiques politiques et idéologiques, elle sera ici employée à faire ressortir les caractéristiques socio-économiques des soutiens à la LAMal, en deçà des coalitions entre partis politiques. L’approche néoréaliste a en outre donné lieu </w:t>
@@ -5517,410 +5438,599 @@
         <w:t>&amp;</w:t>
       </w:r>
       <w:r>
+        <w:t xml:space="preserve"> Palombarini</w:t>
+      </w:r>
+      <w:r>
+        <w:t>,</w:t>
+      </w:r>
+      <w:r>
+        <w:t xml:space="preserve"> 2017, 2018)</w:t>
+      </w:r>
+      <w:r>
+        <w:fldChar w:fldCharType="end"/>
+      </w:r>
+      <w:r>
+        <w:t xml:space="preserve">. </w:t>
+      </w:r>
+      <w:r>
+        <w:t>Nou</w:t>
+      </w:r>
+      <w:r>
+        <w:t>s proposons ici d’élargir le champ des cas d’étude à la Suisse, qui permet d’analyser la stabilité plutôt que la crise politique.</w:t>
+      </w:r>
+      <w:r>
+        <w:t xml:space="preserve"> </w:t>
+      </w:r>
+      <w:r>
+        <w:rPr>
+          <w:strike/>
+        </w:rPr>
+        <w:t>Notre</w:t>
+      </w:r>
+      <w:r>
+        <w:rPr>
+          <w:strike/>
+          <w:spacing w:val="-5"/>
+        </w:rPr>
+        <w:t xml:space="preserve"> </w:t>
+      </w:r>
+      <w:r>
+        <w:rPr>
+          <w:strike/>
+        </w:rPr>
+        <w:t>hypothèse</w:t>
+      </w:r>
+      <w:r>
+        <w:rPr>
+          <w:strike/>
+          <w:spacing w:val="-5"/>
+        </w:rPr>
+        <w:t xml:space="preserve"> </w:t>
+      </w:r>
+      <w:r>
+        <w:rPr>
+          <w:strike/>
+        </w:rPr>
+        <w:t>de</w:t>
+      </w:r>
+      <w:r>
+        <w:rPr>
+          <w:strike/>
+          <w:spacing w:val="-5"/>
+        </w:rPr>
+        <w:t xml:space="preserve"> </w:t>
+      </w:r>
+      <w:r>
+        <w:rPr>
+          <w:strike/>
+        </w:rPr>
+        <w:t>recherche</w:t>
+      </w:r>
+      <w:r>
+        <w:rPr>
+          <w:strike/>
+          <w:spacing w:val="-5"/>
+        </w:rPr>
+        <w:t xml:space="preserve"> </w:t>
+      </w:r>
+      <w:r>
+        <w:rPr>
+          <w:strike/>
+        </w:rPr>
+        <w:t>est</w:t>
+      </w:r>
+      <w:r>
+        <w:rPr>
+          <w:strike/>
+          <w:spacing w:val="-5"/>
+        </w:rPr>
+        <w:t xml:space="preserve"> </w:t>
+      </w:r>
+      <w:r>
+        <w:rPr>
+          <w:strike/>
+        </w:rPr>
+        <w:t>la</w:t>
+      </w:r>
+      <w:r>
+        <w:rPr>
+          <w:strike/>
+          <w:spacing w:val="-5"/>
+        </w:rPr>
+        <w:t xml:space="preserve"> </w:t>
+      </w:r>
+      <w:r>
+        <w:rPr>
+          <w:strike/>
+        </w:rPr>
+        <w:t>suivante :</w:t>
+      </w:r>
+      <w:r>
+        <w:rPr>
+          <w:strike/>
+          <w:spacing w:val="-5"/>
+        </w:rPr>
+        <w:t xml:space="preserve"> </w:t>
+      </w:r>
+      <w:r>
+        <w:rPr>
+          <w:strike/>
+        </w:rPr>
+        <w:t>l’impasse</w:t>
+      </w:r>
+      <w:r>
+        <w:rPr>
+          <w:strike/>
+          <w:spacing w:val="-5"/>
+        </w:rPr>
+        <w:t xml:space="preserve"> </w:t>
+      </w:r>
+      <w:r>
+        <w:rPr>
+          <w:strike/>
+        </w:rPr>
+        <w:t>du</w:t>
+      </w:r>
+      <w:r>
+        <w:rPr>
+          <w:strike/>
+          <w:spacing w:val="-5"/>
+        </w:rPr>
+        <w:t xml:space="preserve"> </w:t>
+      </w:r>
+      <w:r>
+        <w:rPr>
+          <w:strike/>
+        </w:rPr>
+        <w:t>système</w:t>
+      </w:r>
+      <w:r>
+        <w:rPr>
+          <w:strike/>
+          <w:spacing w:val="-5"/>
+        </w:rPr>
+        <w:t xml:space="preserve"> </w:t>
+      </w:r>
+      <w:r>
+        <w:rPr>
+          <w:strike/>
+        </w:rPr>
+        <w:t>de</w:t>
+      </w:r>
+      <w:r>
+        <w:rPr>
+          <w:strike/>
+          <w:spacing w:val="-5"/>
+        </w:rPr>
+        <w:t xml:space="preserve"> </w:t>
+      </w:r>
+      <w:r>
+        <w:rPr>
+          <w:strike/>
+        </w:rPr>
+        <w:t xml:space="preserve">l’assurance-maladie suisse perdure parce que les coûts engendrés par </w:t>
+      </w:r>
+      <w:r>
+        <w:rPr>
+          <w:strike/>
+        </w:rPr>
+        <w:t>le système de</w:t>
+      </w:r>
+      <w:r>
+        <w:rPr>
+          <w:strike/>
+        </w:rPr>
+        <w:t xml:space="preserve"> «</w:t>
+      </w:r>
+      <w:r>
+        <w:rPr>
+          <w:strike/>
+          <w:spacing w:val="-15"/>
+        </w:rPr>
         <w:t xml:space="preserve"> </w:t>
       </w:r>
       <w:proofErr w:type="spellStart"/>
       <w:r>
-        <w:t>Palombarini</w:t>
+        <w:rPr>
+          <w:strike/>
+        </w:rPr>
+        <w:t>managed</w:t>
       </w:r>
       <w:proofErr w:type="spellEnd"/>
       <w:r>
-        <w:t>,</w:t>
-      </w:r>
-      <w:r>
-        <w:t xml:space="preserve"> 2017, 2018)</w:t>
-      </w:r>
-      <w:r>
-        <w:fldChar w:fldCharType="end"/>
-      </w:r>
-      <w:r>
-        <w:t xml:space="preserve">. </w:t>
-      </w:r>
-      <w:r>
-        <w:t>Nou</w:t>
-      </w:r>
-      <w:r>
-        <w:t>s proposons ici d’élargir le champ des cas d’étude à la Suisse, qui permet d’analyser la stabilité plutôt que la crise politique.</w:t>
-      </w:r>
-      <w:r>
-        <w:t xml:space="preserve"> </w:t>
-      </w:r>
-      <w:r>
-        <w:t>Notre</w:t>
-      </w:r>
-      <w:r>
-        <w:rPr>
+        <w:rPr>
+          <w:strike/>
+        </w:rPr>
+        <w:t xml:space="preserve"> </w:t>
+      </w:r>
+      <w:proofErr w:type="spellStart"/>
+      <w:r>
+        <w:rPr>
+          <w:strike/>
+        </w:rPr>
+        <w:t>competition</w:t>
+      </w:r>
+      <w:proofErr w:type="spellEnd"/>
+      <w:r>
+        <w:rPr>
+          <w:strike/>
+          <w:spacing w:val="-15"/>
+        </w:rPr>
+        <w:t xml:space="preserve"> </w:t>
+      </w:r>
+      <w:r>
+        <w:rPr>
+          <w:strike/>
+        </w:rPr>
+        <w:t>»</w:t>
+      </w:r>
+      <w:r>
+        <w:rPr>
+          <w:strike/>
+          <w:spacing w:val="-11"/>
+        </w:rPr>
+        <w:t xml:space="preserve"> </w:t>
+      </w:r>
+      <w:r>
+        <w:rPr>
+          <w:strike/>
+        </w:rPr>
+        <w:t>ne</w:t>
+      </w:r>
+      <w:r>
+        <w:rPr>
+          <w:strike/>
           <w:spacing w:val="-5"/>
         </w:rPr>
         <w:t xml:space="preserve"> </w:t>
       </w:r>
       <w:r>
-        <w:t>hypothèse</w:t>
-      </w:r>
-      <w:r>
-        <w:rPr>
+        <w:rPr>
+          <w:strike/>
+        </w:rPr>
+        <w:t>touche</w:t>
+      </w:r>
+      <w:r>
+        <w:rPr>
+          <w:strike/>
           <w:spacing w:val="-5"/>
         </w:rPr>
         <w:t xml:space="preserve"> </w:t>
       </w:r>
       <w:r>
-        <w:t>de</w:t>
-      </w:r>
-      <w:r>
-        <w:rPr>
+        <w:rPr>
+          <w:strike/>
+        </w:rPr>
+        <w:t>pas</w:t>
+      </w:r>
+      <w:r>
+        <w:rPr>
+          <w:strike/>
           <w:spacing w:val="-5"/>
         </w:rPr>
         <w:t xml:space="preserve"> </w:t>
       </w:r>
       <w:r>
-        <w:t>recherche</w:t>
-      </w:r>
-      <w:r>
-        <w:rPr>
+        <w:rPr>
+          <w:strike/>
+        </w:rPr>
+        <w:t>(encore)</w:t>
+      </w:r>
+      <w:r>
+        <w:rPr>
+          <w:strike/>
           <w:spacing w:val="-5"/>
         </w:rPr>
         <w:t xml:space="preserve"> </w:t>
       </w:r>
       <w:r>
-        <w:t>est</w:t>
-      </w:r>
-      <w:r>
-        <w:rPr>
+        <w:rPr>
+          <w:strike/>
+        </w:rPr>
+        <w:t>les</w:t>
+      </w:r>
+      <w:r>
+        <w:rPr>
+          <w:strike/>
           <w:spacing w:val="-5"/>
         </w:rPr>
         <w:t xml:space="preserve"> </w:t>
       </w:r>
       <w:r>
-        <w:t>la</w:t>
-      </w:r>
-      <w:r>
-        <w:rPr>
+        <w:rPr>
+          <w:strike/>
+        </w:rPr>
+        <w:t>fractions</w:t>
+      </w:r>
+      <w:r>
+        <w:rPr>
+          <w:strike/>
           <w:spacing w:val="-5"/>
         </w:rPr>
         <w:t xml:space="preserve"> </w:t>
       </w:r>
       <w:r>
-        <w:t>suivante :</w:t>
-      </w:r>
-      <w:r>
-        <w:rPr>
+        <w:rPr>
+          <w:strike/>
+        </w:rPr>
+        <w:t>les</w:t>
+      </w:r>
+      <w:r>
+        <w:rPr>
+          <w:strike/>
           <w:spacing w:val="-5"/>
         </w:rPr>
         <w:t xml:space="preserve"> </w:t>
       </w:r>
       <w:r>
-        <w:t>l’impasse</w:t>
-      </w:r>
-      <w:r>
-        <w:rPr>
+        <w:rPr>
+          <w:strike/>
+        </w:rPr>
+        <w:t>plus</w:t>
+      </w:r>
+      <w:r>
+        <w:rPr>
+          <w:strike/>
           <w:spacing w:val="-5"/>
         </w:rPr>
         <w:t xml:space="preserve"> </w:t>
       </w:r>
       <w:r>
+        <w:rPr>
+          <w:strike/>
+        </w:rPr>
+        <w:t>importantes</w:t>
+      </w:r>
+      <w:r>
+        <w:rPr>
+          <w:strike/>
+          <w:spacing w:val="-5"/>
+        </w:rPr>
+        <w:t xml:space="preserve"> </w:t>
+      </w:r>
+      <w:r>
+        <w:rPr>
+          <w:strike/>
+        </w:rPr>
         <w:t>du</w:t>
       </w:r>
       <w:r>
         <w:rPr>
+          <w:strike/>
           <w:spacing w:val="-5"/>
         </w:rPr>
         <w:t xml:space="preserve"> </w:t>
       </w:r>
       <w:r>
-        <w:t>système</w:t>
-      </w:r>
-      <w:r>
-        <w:rPr>
+        <w:rPr>
+          <w:strike/>
+        </w:rPr>
+        <w:t>bloc</w:t>
+      </w:r>
+      <w:r>
+        <w:rPr>
+          <w:strike/>
           <w:spacing w:val="-5"/>
         </w:rPr>
         <w:t xml:space="preserve"> </w:t>
       </w:r>
       <w:r>
-        <w:t>de</w:t>
-      </w:r>
-      <w:r>
-        <w:rPr>
+        <w:rPr>
+          <w:strike/>
+        </w:rPr>
+        <w:t>social</w:t>
+      </w:r>
+      <w:r>
+        <w:rPr>
+          <w:strike/>
           <w:spacing w:val="-5"/>
         </w:rPr>
         <w:t xml:space="preserve"> </w:t>
       </w:r>
       <w:r>
-        <w:t xml:space="preserve">l’assurance-maladie suisse perdure parce que les coûts engendrés par </w:t>
-      </w:r>
-      <w:r>
-        <w:t>le système de</w:t>
-      </w:r>
-      <w:r>
-        <w:t xml:space="preserve"> «</w:t>
-      </w:r>
-      <w:r>
-        <w:rPr>
-          <w:spacing w:val="-15"/>
-        </w:rPr>
-        <w:t xml:space="preserve"> </w:t>
-      </w:r>
-      <w:proofErr w:type="spellStart"/>
-      <w:r>
-        <w:t>managed</w:t>
-      </w:r>
-      <w:proofErr w:type="spellEnd"/>
-      <w:r>
-        <w:t xml:space="preserve"> </w:t>
-      </w:r>
-      <w:proofErr w:type="spellStart"/>
-      <w:r>
-        <w:t>competition</w:t>
-      </w:r>
-      <w:proofErr w:type="spellEnd"/>
-      <w:r>
-        <w:rPr>
-          <w:spacing w:val="-15"/>
-        </w:rPr>
-        <w:t xml:space="preserve"> </w:t>
-      </w:r>
-      <w:r>
-        <w:t>»</w:t>
-      </w:r>
-      <w:r>
-        <w:rPr>
-          <w:spacing w:val="-11"/>
-        </w:rPr>
-        <w:t xml:space="preserve"> </w:t>
-      </w:r>
-      <w:r>
-        <w:t>ne</w:t>
-      </w:r>
-      <w:r>
-        <w:rPr>
-          <w:spacing w:val="-5"/>
-        </w:rPr>
-        <w:t xml:space="preserve"> </w:t>
-      </w:r>
-      <w:r>
-        <w:t>touche</w:t>
-      </w:r>
-      <w:r>
-        <w:rPr>
-          <w:spacing w:val="-5"/>
-        </w:rPr>
-        <w:t xml:space="preserve"> </w:t>
-      </w:r>
-      <w:r>
-        <w:t>pas</w:t>
-      </w:r>
-      <w:r>
-        <w:rPr>
-          <w:spacing w:val="-5"/>
-        </w:rPr>
-        <w:t xml:space="preserve"> </w:t>
-      </w:r>
-      <w:r>
-        <w:t>(encore)</w:t>
-      </w:r>
-      <w:r>
-        <w:rPr>
-          <w:spacing w:val="-5"/>
-        </w:rPr>
-        <w:t xml:space="preserve"> </w:t>
-      </w:r>
-      <w:r>
+        <w:rPr>
+          <w:strike/>
+        </w:rPr>
+        <w:t>dominant (BSD)</w:t>
+      </w:r>
+      <w:r>
+        <w:rPr>
+          <w:strike/>
+          <w:spacing w:val="-1"/>
+        </w:rPr>
+        <w:t xml:space="preserve"> </w:t>
+      </w:r>
+      <w:r>
+        <w:rPr>
+          <w:strike/>
+        </w:rPr>
+        <w:t>du</w:t>
+      </w:r>
+      <w:r>
+        <w:rPr>
+          <w:strike/>
+          <w:spacing w:val="-1"/>
+        </w:rPr>
+        <w:t xml:space="preserve"> </w:t>
+      </w:r>
+      <w:r>
+        <w:rPr>
+          <w:strike/>
+        </w:rPr>
+        <w:t>pays,</w:t>
+      </w:r>
+      <w:r>
+        <w:rPr>
+          <w:strike/>
+          <w:spacing w:val="-1"/>
+        </w:rPr>
+        <w:t xml:space="preserve"> </w:t>
+      </w:r>
+      <w:r>
+        <w:rPr>
+          <w:strike/>
+        </w:rPr>
+        <w:t>à</w:t>
+      </w:r>
+      <w:r>
+        <w:rPr>
+          <w:strike/>
+          <w:spacing w:val="-1"/>
+        </w:rPr>
+        <w:t xml:space="preserve"> </w:t>
+      </w:r>
+      <w:r>
+        <w:rPr>
+          <w:strike/>
+        </w:rPr>
+        <w:t>savoir</w:t>
+      </w:r>
+      <w:r>
+        <w:rPr>
+          <w:strike/>
+          <w:spacing w:val="-1"/>
+        </w:rPr>
+        <w:t xml:space="preserve"> </w:t>
+      </w:r>
+      <w:r>
+        <w:rPr>
+          <w:strike/>
+        </w:rPr>
         <w:t>les</w:t>
       </w:r>
       <w:r>
         <w:rPr>
-          <w:spacing w:val="-5"/>
-        </w:rPr>
-        <w:t xml:space="preserve"> </w:t>
-      </w:r>
-      <w:r>
-        <w:t>fractions</w:t>
-      </w:r>
-      <w:r>
-        <w:rPr>
-          <w:spacing w:val="-5"/>
-        </w:rPr>
-        <w:t xml:space="preserve"> </w:t>
-      </w:r>
-      <w:r>
-        <w:t>les</w:t>
-      </w:r>
-      <w:r>
-        <w:rPr>
-          <w:spacing w:val="-5"/>
-        </w:rPr>
-        <w:t xml:space="preserve"> </w:t>
-      </w:r>
-      <w:r>
-        <w:t>plus</w:t>
-      </w:r>
-      <w:r>
-        <w:rPr>
-          <w:spacing w:val="-5"/>
-        </w:rPr>
-        <w:t xml:space="preserve"> </w:t>
-      </w:r>
-      <w:r>
-        <w:t>importantes</w:t>
-      </w:r>
-      <w:r>
-        <w:rPr>
-          <w:spacing w:val="-5"/>
-        </w:rPr>
-        <w:t xml:space="preserve"> </w:t>
-      </w:r>
-      <w:r>
-        <w:t>du</w:t>
-      </w:r>
-      <w:r>
-        <w:rPr>
-          <w:spacing w:val="-5"/>
-        </w:rPr>
-        <w:t xml:space="preserve"> </w:t>
-      </w:r>
-      <w:r>
-        <w:t>bloc</w:t>
-      </w:r>
-      <w:r>
-        <w:rPr>
-          <w:spacing w:val="-5"/>
-        </w:rPr>
-        <w:t xml:space="preserve"> </w:t>
-      </w:r>
-      <w:r>
-        <w:t>social</w:t>
-      </w:r>
-      <w:r>
-        <w:rPr>
-          <w:spacing w:val="-5"/>
-        </w:rPr>
-        <w:t xml:space="preserve"> </w:t>
-      </w:r>
-      <w:r>
-        <w:t>dominant (BSD)</w:t>
-      </w:r>
-      <w:r>
-        <w:rPr>
+          <w:strike/>
           <w:spacing w:val="-1"/>
         </w:rPr>
         <w:t xml:space="preserve"> </w:t>
       </w:r>
       <w:r>
-        <w:t>du</w:t>
-      </w:r>
-      <w:r>
-        <w:rPr>
+        <w:rPr>
+          <w:strike/>
+        </w:rPr>
+        <w:t>groupes</w:t>
+      </w:r>
+      <w:r>
+        <w:rPr>
+          <w:strike/>
           <w:spacing w:val="-1"/>
         </w:rPr>
         <w:t xml:space="preserve"> </w:t>
       </w:r>
       <w:r>
-        <w:t>pays,</w:t>
-      </w:r>
-      <w:r>
-        <w:rPr>
+        <w:rPr>
+          <w:strike/>
+        </w:rPr>
+        <w:t>socio-politiques</w:t>
+      </w:r>
+      <w:r>
+        <w:rPr>
+          <w:strike/>
           <w:spacing w:val="-1"/>
         </w:rPr>
         <w:t xml:space="preserve"> </w:t>
       </w:r>
-      <w:r>
-        <w:t>à</w:t>
-      </w:r>
-      <w:r>
-        <w:rPr>
-          <w:spacing w:val="-1"/>
-        </w:rPr>
-        <w:t xml:space="preserve"> </w:t>
-      </w:r>
-      <w:r>
-        <w:t>savoir</w:t>
-      </w:r>
-      <w:r>
-        <w:rPr>
-          <w:spacing w:val="-1"/>
-        </w:rPr>
-        <w:t xml:space="preserve"> </w:t>
-      </w:r>
-      <w:r>
-        <w:t>les</w:t>
-      </w:r>
-      <w:r>
-        <w:rPr>
-          <w:spacing w:val="-1"/>
-        </w:rPr>
-        <w:t xml:space="preserve"> </w:t>
-      </w:r>
-      <w:r>
-        <w:t>groupes</w:t>
-      </w:r>
-      <w:r>
-        <w:rPr>
-          <w:spacing w:val="-1"/>
-        </w:rPr>
-        <w:t xml:space="preserve"> </w:t>
-      </w:r>
-      <w:r>
-        <w:t>socio-politiques</w:t>
-      </w:r>
-      <w:r>
-        <w:rPr>
-          <w:spacing w:val="-1"/>
-        </w:rPr>
-        <w:t xml:space="preserve"> </w:t>
-      </w:r>
-      <w:r>
+      <w:proofErr w:type="gramStart"/>
+      <w:r>
+        <w:rPr>
+          <w:strike/>
+        </w:rPr>
         <w:lastRenderedPageBreak/>
         <w:t>conservateurs</w:t>
       </w:r>
       <w:r>
         <w:rPr>
+          <w:strike/>
           <w:spacing w:val="-1"/>
         </w:rPr>
-        <w:t xml:space="preserve"> </w:t>
-      </w:r>
-      <w:r>
-        <w:t>et</w:t>
-      </w:r>
-      <w:r>
-        <w:rPr>
+        <w:t xml:space="preserve">  </w:t>
+      </w:r>
+      <w:r>
+        <w:rPr>
+          <w:strike/>
+        </w:rPr>
+        <w:t>néolibéraux</w:t>
+      </w:r>
+      <w:proofErr w:type="gramEnd"/>
+      <w:r>
+        <w:rPr>
+          <w:strike/>
           <w:spacing w:val="-1"/>
         </w:rPr>
         <w:t xml:space="preserve"> </w:t>
       </w:r>
       <w:r>
-        <w:t>néolibéraux</w:t>
-      </w:r>
-      <w:r>
-        <w:rPr>
+        <w:rPr>
+          <w:strike/>
+        </w:rPr>
+        <w:t>de</w:t>
+      </w:r>
+      <w:r>
+        <w:rPr>
+          <w:strike/>
           <w:spacing w:val="-1"/>
         </w:rPr>
         <w:t xml:space="preserve"> </w:t>
       </w:r>
       <w:r>
-        <w:t>de</w:t>
-      </w:r>
-      <w:r>
-        <w:rPr>
+        <w:rPr>
+          <w:strike/>
+        </w:rPr>
+        <w:t>la</w:t>
+      </w:r>
+      <w:r>
+        <w:rPr>
+          <w:strike/>
           <w:spacing w:val="-1"/>
         </w:rPr>
         <w:t xml:space="preserve"> </w:t>
       </w:r>
       <w:r>
-        <w:t>la</w:t>
-      </w:r>
-      <w:r>
-        <w:rPr>
-          <w:spacing w:val="-1"/>
-        </w:rPr>
-        <w:t xml:space="preserve"> </w:t>
-      </w:r>
-      <w:r>
+        <w:rPr>
+          <w:strike/>
+        </w:rPr>
         <w:t xml:space="preserve">Suisse </w:t>
       </w:r>
       <w:r>
         <w:rPr>
+          <w:strike/>
           <w:spacing w:val="-2"/>
         </w:rPr>
         <w:t>alémanique.</w:t>
+      </w:r>
+    </w:p>
+    <w:p>
+      <w:pPr>
+        <w:pStyle w:val="Corpsdetexte"/>
+        <w:spacing w:before="194" w:line="283" w:lineRule="auto"/>
+        <w:ind w:left="0" w:right="123"/>
+        <w:rPr>
+          <w:u w:val="single"/>
+        </w:rPr>
+      </w:pPr>
+      <w:r>
+        <w:rPr>
+          <w:spacing w:val="-2"/>
+          <w:u w:val="single"/>
+        </w:rPr>
+        <w:t xml:space="preserve">Notre hypothèse est la suivante : l’impasse du système d’assurance-maladie obligatoire suisse perdure car les coûts engendrés par le système de « manages </w:t>
+      </w:r>
+      <w:proofErr w:type="spellStart"/>
+      <w:r>
+        <w:rPr>
+          <w:spacing w:val="-2"/>
+          <w:u w:val="single"/>
+        </w:rPr>
+        <w:t>competition</w:t>
+      </w:r>
+      <w:proofErr w:type="spellEnd"/>
+      <w:r>
+        <w:rPr>
+          <w:spacing w:val="-2"/>
+          <w:u w:val="single"/>
+        </w:rPr>
+        <w:t> » ne touche pas encore une fraction importante du bloc social dominant suivant, à savoir sa composante néolibérale.</w:t>
       </w:r>
     </w:p>
     <w:p>
@@ -7362,7 +7472,11 @@
         <w:t>réunit</w:t>
       </w:r>
       <w:r>
-        <w:t xml:space="preserve"> les plus grandes entreprises suisses, notamment celles orientés vers les marchés extérieurs; l’Association Suisse des Banquiers (ASB); l’Union Suisse des Arts et Métiers (USAM) réunissant les petites et moyennes entre- prises et l’Union Suisse des Paysans (USP). Ce «</w:t>
+        <w:t xml:space="preserve"> les plus grandes entreprises suisses, notamment celles orientés vers les marchés extérieurs; l’Association Suisse des </w:t>
+      </w:r>
+      <w:r>
+        <w:lastRenderedPageBreak/>
+        <w:t>Banquiers (ASB); l’Union Suisse des Arts et Métiers (USAM) réunissant les petites et moyennes entre- prises et l’Union Suisse des Paysans (USP). Ce «</w:t>
       </w:r>
       <w:r>
         <w:rPr>
@@ -7570,7 +7684,6 @@
         <w:ind w:left="0" w:right="95"/>
       </w:pPr>
       <w:r>
-        <w:lastRenderedPageBreak/>
         <w:t>Comme dans d’autres pays européens, le développement d’une assurance maladie obligatoire en Suisse prend ses racines à la fin du 19ème.</w:t>
       </w:r>
       <w:r>
@@ -8369,15 +8482,7 @@
         <w:fldChar w:fldCharType="separate"/>
       </w:r>
       <w:r>
-        <w:t>(</w:t>
-      </w:r>
-      <w:proofErr w:type="spellStart"/>
-      <w:r>
-        <w:t>Bonoli</w:t>
-      </w:r>
-      <w:proofErr w:type="spellEnd"/>
-      <w:r>
-        <w:t xml:space="preserve"> </w:t>
+        <w:t xml:space="preserve">(Bonoli </w:t>
       </w:r>
       <w:r>
         <w:t>&amp;</w:t>
@@ -8949,7 +9054,11 @@
         <w:t xml:space="preserve"> </w:t>
       </w:r>
       <w:r>
-        <w:t>elle est décentralisée, puisqu’elle délègue aux cantons une partie de son application et appuie la continuation du modèle des caisses de secours locales. Ensuite, l’assurance-maladie est alors principalement</w:t>
+        <w:t xml:space="preserve">elle est décentralisée, puisqu’elle délègue aux cantons une partie de son application et appuie la </w:t>
+      </w:r>
+      <w:r>
+        <w:lastRenderedPageBreak/>
+        <w:t>continuation du modèle des caisses de secours locales. Ensuite, l’assurance-maladie est alors principalement</w:t>
       </w:r>
       <w:r>
         <w:rPr>
@@ -9080,7 +9189,6 @@
         <w:t xml:space="preserve"> </w:t>
       </w:r>
       <w:r>
-        <w:lastRenderedPageBreak/>
         <w:t>le poids des groupes d’intérêts dans la politique Suisse, tant dans les campagnes de votations, que dans les commissions extra-parlementaires chargées d’élaborer les lois.</w:t>
       </w:r>
     </w:p>
@@ -11358,13 +11466,8 @@
       <w:r>
         <w:fldChar w:fldCharType="separate"/>
       </w:r>
-      <w:proofErr w:type="spellStart"/>
-      <w:r>
-        <w:t>Buclin</w:t>
-      </w:r>
-      <w:proofErr w:type="spellEnd"/>
-      <w:r>
-        <w:t xml:space="preserve"> </w:t>
+      <w:r>
+        <w:t xml:space="preserve">Buclin </w:t>
       </w:r>
       <w:r>
         <w:t>(</w:t>
@@ -11905,7 +12008,11 @@
         </w:r>
       </w:hyperlink>
       <w:r>
-        <w:t xml:space="preserve">). Des réformes ont lieu au niveau cantonal, et instaurent ainsi des disparités </w:t>
+        <w:t xml:space="preserve">). Des </w:t>
+      </w:r>
+      <w:r>
+        <w:lastRenderedPageBreak/>
+        <w:t xml:space="preserve">réformes ont lieu au niveau cantonal, et instaurent ainsi des disparités </w:t>
       </w:r>
       <w:r>
         <w:t>entre</w:t>
@@ -12076,7 +12183,6 @@
         <w:t xml:space="preserve"> </w:t>
       </w:r>
       <w:r>
-        <w:lastRenderedPageBreak/>
         <w:t>la</w:t>
       </w:r>
       <w:r>
@@ -13314,6 +13420,7 @@
         <w:rPr>
           <w:w w:val="105"/>
         </w:rPr>
+        <w:lastRenderedPageBreak/>
         <w:t xml:space="preserve">Les prises de position en faveur du référendum, auquel la loi n’échappe pas, reflètent les contours de ce compromis. Celui-ci, est lancé par une coalition d’intérêts hétéroclites, </w:t>
       </w:r>
       <w:r>
@@ -13486,7 +13593,6 @@
           <w:spacing w:val="-2"/>
           <w:w w:val="105"/>
         </w:rPr>
-        <w:lastRenderedPageBreak/>
         <w:t>le</w:t>
       </w:r>
       <w:r>
@@ -14364,13 +14470,8 @@
         <w:fldChar w:fldCharType="separate"/>
       </w:r>
       <w:r>
-        <w:t>(</w:t>
-      </w:r>
-      <w:proofErr w:type="spellStart"/>
-      <w:r>
-        <w:t>Armingeon</w:t>
-      </w:r>
-      <w:proofErr w:type="spellEnd"/>
+        <w:t>(Armingeon</w:t>
+      </w:r>
       <w:r>
         <w:t>,</w:t>
       </w:r>
@@ -14707,26 +14808,13 @@
         <w:fldChar w:fldCharType="separate"/>
       </w:r>
       <w:r>
-        <w:t>(</w:t>
-      </w:r>
-      <w:proofErr w:type="spellStart"/>
-      <w:r>
-        <w:t>Enthoven</w:t>
-      </w:r>
-      <w:proofErr w:type="spellEnd"/>
+        <w:t>(Enthoven</w:t>
+      </w:r>
       <w:r>
         <w:t>,</w:t>
       </w:r>
       <w:r>
-        <w:t xml:space="preserve"> 1993; </w:t>
-      </w:r>
-      <w:proofErr w:type="spellStart"/>
-      <w:r>
-        <w:t>Bolgiani</w:t>
-      </w:r>
-      <w:proofErr w:type="spellEnd"/>
-      <w:r>
-        <w:t xml:space="preserve"> </w:t>
+        <w:t xml:space="preserve"> 1993; Bolgiani </w:t>
       </w:r>
       <w:r>
         <w:rPr>
@@ -14926,15 +15014,7 @@
         <w:fldChar w:fldCharType="separate"/>
       </w:r>
       <w:r>
-        <w:t>(</w:t>
-      </w:r>
-      <w:proofErr w:type="spellStart"/>
-      <w:r>
-        <w:t>Okma</w:t>
-      </w:r>
-      <w:proofErr w:type="spellEnd"/>
-      <w:r>
-        <w:t xml:space="preserve"> </w:t>
+        <w:t xml:space="preserve">(Okma </w:t>
       </w:r>
       <w:r>
         <w:t>&amp;</w:t>
@@ -14964,16 +15044,11 @@
         <w:t xml:space="preserve"> </w:t>
       </w:r>
       <w:r>
-        <w:t xml:space="preserve">L’État joue aussi son rôle de régulateur dans le système de santé </w:t>
-      </w:r>
-      <w:proofErr w:type="gramStart"/>
-      <w:r>
-        <w:t xml:space="preserve">de </w:t>
+        <w:t xml:space="preserve">L’État joue aussi son rôle de régulateur dans le système de santé de </w:t>
       </w:r>
       <w:r>
         <w:t>par</w:t>
       </w:r>
-      <w:proofErr w:type="gramEnd"/>
       <w:r>
         <w:t xml:space="preserve"> son financement </w:t>
       </w:r>
@@ -15423,7 +15498,11 @@
         <w:t xml:space="preserve"> </w:t>
       </w:r>
       <w:r>
-        <w:t>» constituaient l’argument principal du Conseil fédéral afin de d’atteindre une partie de ces objectifs, notamment concernant la maîtrise des coûts, des primes et la promotion de la solidarité</w:t>
+        <w:t xml:space="preserve">» constituaient l’argument principal </w:t>
+      </w:r>
+      <w:r>
+        <w:lastRenderedPageBreak/>
+        <w:t>du Conseil fédéral afin de d’atteindre une partie de ces objectifs, notamment concernant la maîtrise des coûts, des primes et la promotion de la solidarité</w:t>
       </w:r>
       <w:r>
         <w:t xml:space="preserve"> </w:t>
@@ -15478,11 +15557,7 @@
       </w:r>
       <w:proofErr w:type="spellEnd"/>
       <w:r>
-        <w:t xml:space="preserve"> et la principale </w:t>
-      </w:r>
-      <w:r>
-        <w:lastRenderedPageBreak/>
-        <w:t>organisation</w:t>
+        <w:t xml:space="preserve"> et la principale organisation</w:t>
       </w:r>
       <w:r>
         <w:rPr>
@@ -16826,6 +16901,7 @@
           <w:sz w:val="24"/>
           <w:szCs w:val="24"/>
         </w:rPr>
+        <w:lastRenderedPageBreak/>
         <w:t>Fig</w:t>
       </w:r>
       <w:r>
@@ -17065,7 +17141,6 @@
           <w:sz w:val="24"/>
           <w:szCs w:val="24"/>
         </w:rPr>
-        <w:lastRenderedPageBreak/>
         <w:t>2025,</w:t>
       </w:r>
       <w:r>
@@ -18047,14 +18122,14 @@
         </w:r>
       </w:hyperlink>
       <w:r>
-        <w:t xml:space="preserve">, effectivement bien augmenté depuis 1995, lorsqu’elle représentait 22,6% du total. Pour ces derniers, </w:t>
-      </w:r>
-      <w:r>
-        <w:t xml:space="preserve">cette </w:t>
+        <w:t xml:space="preserve">, effectivement bien </w:t>
       </w:r>
       <w:r>
         <w:lastRenderedPageBreak/>
-        <w:t xml:space="preserve">augmentation </w:t>
+        <w:t xml:space="preserve">augmenté depuis 1995, lorsqu’elle représentait 22,6% du total. Pour ces derniers, </w:t>
+      </w:r>
+      <w:r>
+        <w:t xml:space="preserve">cette augmentation </w:t>
       </w:r>
       <w:r>
         <w:t>s’explique</w:t>
@@ -18958,13 +19033,8 @@
         <w:fldChar w:fldCharType="separate"/>
       </w:r>
       <w:r>
-        <w:t>(</w:t>
-      </w:r>
-      <w:proofErr w:type="spellStart"/>
-      <w:r>
-        <w:t>Santésuisse</w:t>
-      </w:r>
-      <w:proofErr w:type="spellEnd"/>
+        <w:t>(Santésuisse</w:t>
+      </w:r>
       <w:r>
         <w:t>,</w:t>
       </w:r>
@@ -19659,7 +19729,11 @@
         <w:t xml:space="preserve"> </w:t>
       </w:r>
       <w:r>
-        <w:t xml:space="preserve">millions de personnes bénéficiaient de ces subsides, correspondant environ à 1,4 millions de ménages, pour un taux de bénéficiaires de </w:t>
+        <w:t xml:space="preserve">millions de personnes bénéficiaient de ces subsides, correspondant environ à 1,4 millions de </w:t>
+      </w:r>
+      <w:r>
+        <w:lastRenderedPageBreak/>
+        <w:t xml:space="preserve">ménages, pour un taux de bénéficiaires de </w:t>
       </w:r>
       <w:r>
         <w:t>27, %</w:t>
@@ -19678,11 +19752,7 @@
           <w:t>ure</w:t>
         </w:r>
         <w:r>
-          <w:t xml:space="preserve"> </w:t>
-        </w:r>
-        <w:r>
-          <w:lastRenderedPageBreak/>
-          <w:t>3</w:t>
+          <w:t xml:space="preserve"> 3</w:t>
         </w:r>
       </w:hyperlink>
       <w:r>
@@ -21268,6 +21338,7 @@
           <w:sz w:val="32"/>
           <w:szCs w:val="32"/>
         </w:rPr>
+        <w:lastRenderedPageBreak/>
         <w:t xml:space="preserve">4. Analyse </w:t>
       </w:r>
       <w:r>
@@ -21276,16 +21347,7 @@
           <w:sz w:val="32"/>
           <w:szCs w:val="32"/>
         </w:rPr>
-        <w:t xml:space="preserve">des attentes sociales envers l’assurance-maladie </w:t>
-      </w:r>
-      <w:r>
-        <w:rPr>
-          <w:rFonts w:ascii="Times New Roman" w:hAnsi="Times New Roman" w:cs="Times New Roman"/>
-          <w:sz w:val="32"/>
-          <w:szCs w:val="32"/>
-        </w:rPr>
-        <w:lastRenderedPageBreak/>
-        <w:t xml:space="preserve">obligatoire </w:t>
+        <w:t xml:space="preserve">des attentes sociales envers l’assurance-maladie obligatoire </w:t>
       </w:r>
     </w:p>
     <w:p>
@@ -22676,7 +22738,17 @@
         <w:t xml:space="preserve"> </w:t>
       </w:r>
       <w:r>
-        <w:t xml:space="preserve">car, dans une perspective néoréaliste, l’impossibilité de toute réforme s’attaquant au caractère néolibéral de l’assurance-maladie obligatoire pourrait s’expliquer par l’hypothèse suivante: si les initiatives s’attaquant au caractère régressif et inégalitaire de l’assurance obligatoire des soins échouent, c’est parce qu’elles ne sont pas alignées sur les attentes des groupes les plus importants du bloc social dominant, à savoir le bloc libéral-conservateur. En d’autres termes, les attentes des composantes fondamentales du bloc social dominant suisse s’opposent toute mesure allégeant les primes à travers une remise en cause du principe de décentralisation, de </w:t>
+        <w:t xml:space="preserve">car, dans une perspective néoréaliste, l’impossibilité de toute réforme s’attaquant au caractère néolibéral de l’assurance-maladie obligatoire pourrait s’expliquer par l’hypothèse suivante: si les initiatives s’attaquant au caractère régressif et inégalitaire de l’assurance obligatoire des soins échouent, c’est parce qu’elles ne sont pas alignées sur les attentes des groupes les plus importants du bloc social dominant, à savoir le bloc libéral-conservateur. </w:t>
+      </w:r>
+      <w:bookmarkStart w:id="12" w:name="_Hlk240796832"/>
+      <w:r>
+        <w:t xml:space="preserve">En d’autres termes, les attentes des composantes fondamentales du bloc social dominant suisse s’opposent </w:t>
+      </w:r>
+      <w:r>
+        <w:t xml:space="preserve">à </w:t>
+      </w:r>
+      <w:r>
+        <w:t xml:space="preserve">toute mesure allégeant les primes à travers une remise en cause du principe de décentralisation, de </w:t>
       </w:r>
       <w:proofErr w:type="spellStart"/>
       <w:r>
@@ -22764,7 +22836,11 @@
         <w:t xml:space="preserve"> </w:t>
       </w:r>
       <w:r>
-        <w:t>gauche.</w:t>
+        <w:t>gauche</w:t>
+      </w:r>
+      <w:bookmarkEnd w:id="12"/>
+      <w:r>
+        <w:t>.</w:t>
       </w:r>
       <w:r>
         <w:rPr>
@@ -22772,6 +22848,7 @@
         </w:rPr>
         <w:t xml:space="preserve"> </w:t>
       </w:r>
+      <w:bookmarkStart w:id="13" w:name="_Hlk240796871"/>
       <w:r>
         <w:t>Afin</w:t>
       </w:r>
@@ -23063,6 +23140,7 @@
         </w:rPr>
         <w:t>populaire.</w:t>
       </w:r>
+      <w:bookmarkEnd w:id="13"/>
     </w:p>
     <w:p>
       <w:pPr>
@@ -23255,8 +23333,8 @@
           <w:szCs w:val="32"/>
         </w:rPr>
       </w:pPr>
-      <w:bookmarkStart w:id="12" w:name="Stratégie_empirique"/>
-      <w:bookmarkEnd w:id="12"/>
+      <w:bookmarkStart w:id="14" w:name="Stratégie_empirique"/>
+      <w:bookmarkEnd w:id="14"/>
       <w:r>
         <w:rPr>
           <w:rFonts w:ascii="Times New Roman" w:hAnsi="Times New Roman" w:cs="Times New Roman"/>
@@ -24432,8 +24510,8 @@
       <w:r>
         <w:t xml:space="preserve">le terme d’erreur. De manière surprenante, la variable pour les groupes socio-économiques ESEG n’a pas été retenue par la procédure de sélection, ce qui implique que la classe sociale telle que mesurée par l’indice ESEG ne semble pas jouer un rôle déterminant par rapport au niveau de revenu et aux autres variables de </w:t>
       </w:r>
-      <w:bookmarkStart w:id="13" w:name="_bookmark15"/>
-      <w:bookmarkEnd w:id="13"/>
+      <w:bookmarkStart w:id="15" w:name="_bookmark15"/>
+      <w:bookmarkEnd w:id="15"/>
       <w:r>
         <w:t>contrôle</w:t>
       </w:r>
@@ -24606,8 +24684,8 @@
           <w:szCs w:val="32"/>
         </w:rPr>
       </w:pPr>
-      <w:bookmarkStart w:id="14" w:name="Résultats"/>
-      <w:bookmarkEnd w:id="14"/>
+      <w:bookmarkStart w:id="16" w:name="Résultats"/>
+      <w:bookmarkEnd w:id="16"/>
       <w:r>
         <w:rPr>
           <w:rFonts w:ascii="Times New Roman" w:hAnsi="Times New Roman" w:cs="Times New Roman"/>
@@ -24801,8 +24879,8 @@
         </w:rPr>
         <w:t>catégorielles</w:t>
       </w:r>
-      <w:bookmarkStart w:id="15" w:name="_bookmark17"/>
-      <w:bookmarkEnd w:id="15"/>
+      <w:bookmarkStart w:id="17" w:name="_bookmark17"/>
+      <w:bookmarkEnd w:id="17"/>
       <w:r>
         <w:rPr>
           <w:rStyle w:val="Appelnotedebasdep"/>
@@ -25279,8 +25357,8 @@
         <w:ind w:left="667" w:right="140" w:hanging="480"/>
         <w:jc w:val="left"/>
       </w:pPr>
-      <w:bookmarkStart w:id="16" w:name="_bookmark19"/>
-      <w:bookmarkEnd w:id="16"/>
+      <w:bookmarkStart w:id="18" w:name="_bookmark19"/>
+      <w:bookmarkEnd w:id="18"/>
       <w:r>
         <w:t>Fig</w:t>
       </w:r>
@@ -26510,8 +26588,8 @@
           <w:szCs w:val="24"/>
         </w:rPr>
       </w:pPr>
-      <w:bookmarkStart w:id="17" w:name="_bookmark20"/>
-      <w:bookmarkEnd w:id="17"/>
+      <w:bookmarkStart w:id="19" w:name="_bookmark20"/>
+      <w:bookmarkEnd w:id="19"/>
       <w:r>
         <w:rPr>
           <w:sz w:val="24"/>
@@ -26826,8 +26904,8 @@
       <w:r>
         <w:t>commune</w:t>
       </w:r>
-      <w:bookmarkStart w:id="18" w:name="_bookmark21"/>
-      <w:bookmarkEnd w:id="18"/>
+      <w:bookmarkStart w:id="20" w:name="_bookmark21"/>
+      <w:bookmarkEnd w:id="20"/>
       <w:r>
         <w:fldChar w:fldCharType="begin"/>
       </w:r>
@@ -27273,8 +27351,8 @@
         </w:rPr>
         <w:t>région</w:t>
       </w:r>
-      <w:bookmarkStart w:id="19" w:name="_bookmark22"/>
-      <w:bookmarkEnd w:id="19"/>
+      <w:bookmarkStart w:id="21" w:name="_bookmark22"/>
+      <w:bookmarkEnd w:id="21"/>
       <w:r>
         <w:rPr>
           <w:sz w:val="20"/>
@@ -27413,8 +27491,8 @@
           <w:szCs w:val="32"/>
         </w:rPr>
       </w:pPr>
-      <w:bookmarkStart w:id="20" w:name="Conclusion"/>
-      <w:bookmarkEnd w:id="20"/>
+      <w:bookmarkStart w:id="22" w:name="Conclusion"/>
+      <w:bookmarkEnd w:id="22"/>
       <w:r>
         <w:rPr>
           <w:rFonts w:ascii="Times New Roman" w:hAnsi="Times New Roman" w:cs="Times New Roman"/>
@@ -28164,8 +28242,8 @@
       <w:r>
         <w:t>obligatoir</w:t>
       </w:r>
-      <w:bookmarkStart w:id="21" w:name="_bookmark23"/>
-      <w:bookmarkEnd w:id="21"/>
+      <w:bookmarkStart w:id="23" w:name="_bookmark23"/>
+      <w:bookmarkEnd w:id="23"/>
       <w:r>
         <w:t>e</w:t>
       </w:r>
@@ -29595,8 +29673,8 @@
           <w:szCs w:val="36"/>
         </w:rPr>
       </w:pPr>
-      <w:bookmarkStart w:id="22" w:name="Bibliographie"/>
-      <w:bookmarkEnd w:id="22"/>
+      <w:bookmarkStart w:id="24" w:name="Bibliographie"/>
+      <w:bookmarkEnd w:id="24"/>
       <w:r>
         <w:rPr>
           <w:rFonts w:ascii="Times New Roman" w:hAnsi="Times New Roman" w:cs="Times New Roman"/>
@@ -29617,8 +29695,8 @@
           <w:lang w:val="fr-CH"/>
         </w:rPr>
       </w:pPr>
-      <w:bookmarkStart w:id="23" w:name="_bookmark25"/>
-      <w:bookmarkEnd w:id="23"/>
+      <w:bookmarkStart w:id="25" w:name="_bookmark25"/>
+      <w:bookmarkEnd w:id="25"/>
       <w:r>
         <w:rPr>
           <w:sz w:val="24"/>
@@ -30748,43 +30826,7 @@
           <w:szCs w:val="24"/>
           <w:lang w:val="en-US"/>
         </w:rPr>
-        <w:t>Enthoven A.C. (1993</w:t>
-      </w:r>
-      <w:proofErr w:type="gramStart"/>
-      <w:r>
-        <w:rPr>
-          <w:sz w:val="24"/>
-          <w:szCs w:val="24"/>
-          <w:lang w:val="en-US"/>
-        </w:rPr>
-        <w:t>), «</w:t>
-      </w:r>
-      <w:proofErr w:type="gramEnd"/>
-      <w:r>
-        <w:rPr>
-          <w:sz w:val="24"/>
-          <w:szCs w:val="24"/>
-          <w:lang w:val="en-US"/>
-        </w:rPr>
-        <w:t xml:space="preserve"> The history and principles of managed </w:t>
-      </w:r>
-      <w:proofErr w:type="gramStart"/>
-      <w:r>
-        <w:rPr>
-          <w:sz w:val="24"/>
-          <w:szCs w:val="24"/>
-          <w:lang w:val="en-US"/>
-        </w:rPr>
-        <w:t>competition »,</w:t>
-      </w:r>
-      <w:proofErr w:type="gramEnd"/>
-      <w:r>
-        <w:rPr>
-          <w:sz w:val="24"/>
-          <w:szCs w:val="24"/>
-          <w:lang w:val="en-US"/>
-        </w:rPr>
-        <w:t xml:space="preserve"> </w:t>
+        <w:t xml:space="preserve">Enthoven A.C. (1993), « The history and principles of managed competition », </w:t>
       </w:r>
       <w:r>
         <w:rPr>
@@ -31076,25 +31118,7 @@
           <w:szCs w:val="24"/>
           <w:lang w:val="en-US"/>
         </w:rPr>
-        <w:t xml:space="preserve"> E.M. (1992</w:t>
-      </w:r>
-      <w:proofErr w:type="gramStart"/>
-      <w:r>
-        <w:rPr>
-          <w:sz w:val="24"/>
-          <w:szCs w:val="24"/>
-          <w:lang w:val="en-US"/>
-        </w:rPr>
-        <w:t>), «</w:t>
-      </w:r>
-      <w:proofErr w:type="gramEnd"/>
-      <w:r>
-        <w:rPr>
-          <w:sz w:val="24"/>
-          <w:szCs w:val="24"/>
-          <w:lang w:val="en-US"/>
-        </w:rPr>
-        <w:t xml:space="preserve"> The rules of the game », in </w:t>
+        <w:t xml:space="preserve"> E.M. (1992), « The rules of the game », in </w:t>
       </w:r>
       <w:proofErr w:type="spellStart"/>
       <w:r>
@@ -31147,25 +31171,7 @@
           <w:szCs w:val="24"/>
           <w:lang w:val="en-US"/>
         </w:rPr>
-        <w:t>Katzenstein P.J. (1980</w:t>
-      </w:r>
-      <w:proofErr w:type="gramStart"/>
-      <w:r>
-        <w:rPr>
-          <w:sz w:val="24"/>
-          <w:szCs w:val="24"/>
-          <w:lang w:val="en-US"/>
-        </w:rPr>
-        <w:t>), «</w:t>
-      </w:r>
-      <w:proofErr w:type="gramEnd"/>
-      <w:r>
-        <w:rPr>
-          <w:sz w:val="24"/>
-          <w:szCs w:val="24"/>
-          <w:lang w:val="en-US"/>
-        </w:rPr>
-        <w:t xml:space="preserve"> Capitalism in one country? Switzerland in the international economy », </w:t>
+        <w:t xml:space="preserve">Katzenstein P.J. (1980), « Capitalism in one country? Switzerland in the international economy », </w:t>
       </w:r>
       <w:r>
         <w:rPr>
@@ -31608,27 +31614,7 @@
           <w:szCs w:val="24"/>
           <w:lang w:val="en-US"/>
         </w:rPr>
-        <w:t xml:space="preserve">Health </w:t>
-      </w:r>
-      <w:proofErr w:type="gramStart"/>
-      <w:r>
-        <w:rPr>
-          <w:i/>
-          <w:sz w:val="24"/>
-          <w:szCs w:val="24"/>
-          <w:lang w:val="en-US"/>
-        </w:rPr>
-        <w:t>at a Glance</w:t>
-      </w:r>
-      <w:proofErr w:type="gramEnd"/>
-      <w:r>
-        <w:rPr>
-          <w:i/>
-          <w:sz w:val="24"/>
-          <w:szCs w:val="24"/>
-          <w:lang w:val="en-US"/>
-        </w:rPr>
-        <w:t xml:space="preserve"> 2025</w:t>
+        <w:t>Health at a Glance 2025</w:t>
       </w:r>
       <w:r>
         <w:rPr>
@@ -33064,13 +33050,8 @@
       <w:r>
         <w:fldChar w:fldCharType="separate"/>
       </w:r>
-      <w:proofErr w:type="spellStart"/>
-      <w:r>
-        <w:t>ProSenectute</w:t>
-      </w:r>
-      <w:proofErr w:type="spellEnd"/>
-      <w:r>
-        <w:t xml:space="preserve"> </w:t>
+      <w:r>
+        <w:t xml:space="preserve">ProSenectute </w:t>
       </w:r>
       <w:r>
         <w:t>(</w:t>
@@ -33862,6 +33843,7 @@
   <w:style w:type="character" w:default="1" w:styleId="Policepardfaut">
     <w:name w:val="Default Paragraph Font"/>
     <w:uiPriority w:val="1"/>
+    <w:semiHidden/>
     <w:unhideWhenUsed/>
   </w:style>
   <w:style w:type="table" w:default="1" w:styleId="TableauNormal">
